--- a/template.docx
+++ b/template.docx
@@ -13,7 +13,10 @@
         </w:rPr>
       </w:pPr>
       <w:r>
-        <w:rPr/>
+        <w:rPr>
+          <w:rFonts w:ascii="Times new roman" w:hAnsi="Times new roman"/>
+          <w:b/>
+        </w:rPr>
       </w:r>
     </w:p>
     <w:tbl>
@@ -265,7 +268,7 @@
                 <w:szCs w:val="18"/>
                 <w:lang w:val="kk-KZ" w:eastAsia="ru-RU"/>
               </w:rPr>
-              <w:t>Сапта</w:t>
+              <w:t>Бос орын</w:t>
             </w:r>
           </w:p>
         </w:tc>
@@ -302,7 +305,7 @@
                 <w:szCs w:val="18"/>
                 <w:lang w:val="kk-KZ" w:eastAsia="ru-RU"/>
               </w:rPr>
-              <w:t>Бос орын</w:t>
+              <w:t>Сапта</w:t>
             </w:r>
           </w:p>
         </w:tc>
@@ -339,7 +342,7 @@
                 <w:szCs w:val="18"/>
                 <w:lang w:val="kk-KZ" w:eastAsia="ru-RU"/>
               </w:rPr>
-              <w:t>Еңбек демалысында</w:t>
+              <w:t>Жасақта</w:t>
             </w:r>
           </w:p>
         </w:tc>
@@ -376,7 +379,7 @@
                 <w:szCs w:val="18"/>
                 <w:lang w:val="kk-KZ" w:eastAsia="ru-RU"/>
               </w:rPr>
-              <w:t>Іссапар</w:t>
+              <w:t>Жасақтан</w:t>
             </w:r>
           </w:p>
           <w:p>
@@ -399,7 +402,7 @@
                 <w:szCs w:val="18"/>
                 <w:lang w:val="kk-KZ" w:eastAsia="ru-RU"/>
               </w:rPr>
-              <w:t>(қай жерде)</w:t>
+              <w:t>кейін</w:t>
             </w:r>
           </w:p>
         </w:tc>
@@ -436,7 +439,7 @@
                 <w:szCs w:val="18"/>
                 <w:lang w:val="kk-KZ" w:eastAsia="ru-RU"/>
               </w:rPr>
-              <w:t>Ауырып</w:t>
+              <w:t>Іссапар</w:t>
             </w:r>
           </w:p>
           <w:p>
@@ -459,7 +462,7 @@
                 <w:szCs w:val="18"/>
                 <w:lang w:val="kk-KZ" w:eastAsia="ru-RU"/>
               </w:rPr>
-              <w:t>сырқаттанған</w:t>
+              <w:t>(қай жерде)</w:t>
             </w:r>
           </w:p>
         </w:tc>
@@ -496,7 +499,7 @@
                 <w:szCs w:val="18"/>
                 <w:lang w:val="kk-KZ" w:eastAsia="ru-RU"/>
               </w:rPr>
-              <w:t>Жасақта</w:t>
+              <w:t>Оқу-жиын-жарыс</w:t>
             </w:r>
           </w:p>
         </w:tc>
@@ -533,9 +536,23 @@
                 <w:szCs w:val="18"/>
                 <w:lang w:val="kk-KZ" w:eastAsia="ru-RU"/>
               </w:rPr>
-              <w:t>Жасақтан</w:t>
-            </w:r>
-          </w:p>
+              <w:t>Еңбек демалысында</w:t>
+            </w:r>
+          </w:p>
+        </w:tc>
+        <w:tc>
+          <w:tcPr>
+            <w:tcW w:w="1188" w:type="dxa"/>
+            <w:vMerge w:val="restart"/>
+            <w:tcBorders>
+              <w:top w:val="single" w:sz="12" w:space="0" w:color="000000"/>
+              <w:left w:val="single" w:sz="12" w:space="0" w:color="000000"/>
+              <w:bottom w:val="single" w:sz="12" w:space="0" w:color="000000"/>
+              <w:right w:val="single" w:sz="12" w:space="0" w:color="000000"/>
+            </w:tcBorders>
+            <w:shd w:color="auto" w:fill="D9D9D9" w:val="clear"/>
+            <w:vAlign w:val="center"/>
+          </w:tcPr>
           <w:p>
             <w:pPr>
               <w:pStyle w:val="Normal"/>
@@ -556,23 +573,9 @@
                 <w:szCs w:val="18"/>
                 <w:lang w:val="kk-KZ" w:eastAsia="ru-RU"/>
               </w:rPr>
-              <w:t>кейін</w:t>
-            </w:r>
-          </w:p>
-        </w:tc>
-        <w:tc>
-          <w:tcPr>
-            <w:tcW w:w="1188" w:type="dxa"/>
-            <w:vMerge w:val="restart"/>
-            <w:tcBorders>
-              <w:top w:val="single" w:sz="12" w:space="0" w:color="000000"/>
-              <w:left w:val="single" w:sz="12" w:space="0" w:color="000000"/>
-              <w:bottom w:val="single" w:sz="12" w:space="0" w:color="000000"/>
-              <w:right w:val="single" w:sz="12" w:space="0" w:color="000000"/>
-            </w:tcBorders>
-            <w:shd w:color="auto" w:fill="D9D9D9" w:val="clear"/>
-            <w:vAlign w:val="center"/>
-          </w:tcPr>
+              <w:t>Ауырып</w:t>
+            </w:r>
+          </w:p>
           <w:p>
             <w:pPr>
               <w:pStyle w:val="Normal"/>
@@ -593,7 +596,7 @@
                 <w:szCs w:val="18"/>
                 <w:lang w:val="kk-KZ" w:eastAsia="ru-RU"/>
               </w:rPr>
-              <w:t>Оқу-жиын-жарыс</w:t>
+              <w:t>сырқаттанған</w:t>
             </w:r>
           </w:p>
         </w:tc>
